--- a/4_Diari/260911 Diario Leonardo Montini.docx
+++ b/4_Diari/260911 Diario Leonardo Montini.docx
@@ -299,54 +299,20 @@
               <w:rPr>
                 <w:rFonts w:ascii="Arial" w:hAnsi="Arial" w:cs="Arial"/>
               </w:rPr>
-              <w:t>Ho definito i test che dovranno essere realizzati per verificare il funzionamento (punto 5)</w:t>
+              <w:t xml:space="preserve">Ho </w:t>
             </w:r>
-          </w:p>
-        </w:tc>
-      </w:tr>
-      <w:tr>
-        <w:tc>
-          <w:tcPr>
-            <w:tcW w:w="8924" w:type="dxa"/>
-          </w:tcPr>
-          <w:p>
-            <w:pPr>
-              <w:rPr>
-                <w:rFonts w:ascii="Arial" w:hAnsi="Arial" w:cs="Arial"/>
-              </w:rPr>
-            </w:pPr>
             <w:r>
               <w:rPr>
                 <w:rFonts w:ascii="Arial" w:hAnsi="Arial" w:cs="Arial"/>
               </w:rPr>
-              <w:t>Pianificazione:</w:t>
+              <w:t>iniziato a scrivere</w:t>
             </w:r>
-          </w:p>
-          <w:p>
-            <w:pPr>
-              <w:pStyle w:val="Paragrafoelenco"/>
-              <w:numPr>
-                <w:ilvl w:val="0"/>
-                <w:numId w:val="21"/>
-              </w:numPr>
-              <w:rPr>
-                <w:rFonts w:ascii="Arial" w:hAnsi="Arial" w:cs="Arial"/>
-              </w:rPr>
-            </w:pPr>
             <w:r>
               <w:rPr>
                 <w:rFonts w:ascii="Arial" w:hAnsi="Arial" w:cs="Arial"/>
               </w:rPr>
-              <w:t xml:space="preserve">Ho inserito le attività che ho già eseguito sul file Project con il </w:t>
+              <w:t xml:space="preserve"> i test che dovranno essere realizzati per verificare il funzionamento (punto 5)</w:t>
             </w:r>
-            <w:proofErr w:type="spellStart"/>
-            <w:r>
-              <w:rPr>
-                <w:rFonts w:ascii="Arial" w:hAnsi="Arial" w:cs="Arial"/>
-              </w:rPr>
-              <w:t>Gantt</w:t>
-            </w:r>
-            <w:proofErr w:type="spellEnd"/>
           </w:p>
         </w:tc>
       </w:tr>
@@ -414,6 +380,24 @@
               <w:t>Mi è venuto un grande dubbio se per la mia azienda conviene fare un backup su NAS, su cloud o un ibrido, soluzione ancora da decidere.</w:t>
             </w:r>
           </w:p>
+          <w:p>
+            <w:pPr>
+              <w:pStyle w:val="Paragrafoelenco"/>
+              <w:numPr>
+                <w:ilvl w:val="0"/>
+                <w:numId w:val="23"/>
+              </w:numPr>
+              <w:rPr>
+                <w:rFonts w:ascii="Arial" w:hAnsi="Arial" w:cs="Arial"/>
+              </w:rPr>
+            </w:pPr>
+            <w:r>
+              <w:rPr>
+                <w:rFonts w:ascii="Arial" w:hAnsi="Arial" w:cs="Arial"/>
+              </w:rPr>
+              <w:t>Ho riscontrato difficoltà con l’utilizzo di Project, quindi ho dovuto abortire la pianificazione</w:t>
+            </w:r>
+          </w:p>
         </w:tc>
       </w:tr>
     </w:tbl>
@@ -461,11 +445,6 @@
           </w:tcPr>
           <w:p>
             <w:pPr>
-              <w:pStyle w:val="Paragrafoelenco"/>
-              <w:numPr>
-                <w:ilvl w:val="0"/>
-                <w:numId w:val="23"/>
-              </w:numPr>
               <w:rPr>
                 <w:rFonts w:ascii="Arial" w:hAnsi="Arial" w:cs="Arial"/>
               </w:rPr>
@@ -474,7 +453,7 @@
               <w:rPr>
                 <w:rFonts w:ascii="Arial" w:hAnsi="Arial" w:cs="Arial"/>
               </w:rPr>
-              <w:t>…</w:t>
+              <w:t>Pianificazione non ancora fatta</w:t>
             </w:r>
           </w:p>
         </w:tc>
@@ -538,6 +517,42 @@
                 <w:rFonts w:ascii="Arial" w:hAnsi="Arial" w:cs="Arial"/>
               </w:rPr>
               <w:t>Descrivere in modo esaustivo il processo di ripristino in caso di attacco o problema</w:t>
+            </w:r>
+          </w:p>
+          <w:p>
+            <w:pPr>
+              <w:pStyle w:val="Paragrafoelenco"/>
+              <w:numPr>
+                <w:ilvl w:val="0"/>
+                <w:numId w:val="23"/>
+              </w:numPr>
+              <w:rPr>
+                <w:rFonts w:ascii="Arial" w:hAnsi="Arial" w:cs="Arial"/>
+              </w:rPr>
+            </w:pPr>
+            <w:r>
+              <w:rPr>
+                <w:rFonts w:ascii="Arial" w:hAnsi="Arial" w:cs="Arial"/>
+              </w:rPr>
+              <w:t>Finire di scrivere i requisiti</w:t>
+            </w:r>
+          </w:p>
+          <w:p>
+            <w:pPr>
+              <w:pStyle w:val="Paragrafoelenco"/>
+              <w:numPr>
+                <w:ilvl w:val="0"/>
+                <w:numId w:val="23"/>
+              </w:numPr>
+              <w:rPr>
+                <w:rFonts w:ascii="Arial" w:hAnsi="Arial" w:cs="Arial"/>
+              </w:rPr>
+            </w:pPr>
+            <w:r>
+              <w:rPr>
+                <w:rFonts w:ascii="Arial" w:hAnsi="Arial" w:cs="Arial"/>
+              </w:rPr>
+              <w:t>Finire di scrivere tutti i test case dei rispettivi requisiti</w:t>
             </w:r>
           </w:p>
           <w:p>
@@ -4436,6 +4451,7 @@
     <w:rsid w:val="000F117C"/>
     <w:rsid w:val="001101C0"/>
     <w:rsid w:val="00127196"/>
+    <w:rsid w:val="00174D16"/>
     <w:rsid w:val="001A0560"/>
     <w:rsid w:val="001C54F7"/>
     <w:rsid w:val="001D27C6"/>

--- a/4_Diari/260911 Diario Leonardo Montini.docx
+++ b/4_Diari/260911 Diario Leonardo Montini.docx
@@ -261,7 +261,13 @@
               <w:rPr>
                 <w:rFonts w:ascii="Arial" w:hAnsi="Arial" w:cs="Arial"/>
               </w:rPr>
-              <w:t>Ho inserito nella documentazione i punti dall’1.1 fino al 2.2.1</w:t>
+              <w:t xml:space="preserve">Ho inserito nella documentazione i punti dall’1.1 fino al </w:t>
+            </w:r>
+            <w:r>
+              <w:rPr>
+                <w:rFonts w:ascii="Arial" w:hAnsi="Arial" w:cs="Arial"/>
+              </w:rPr>
+              <w:t>2.1 e ho iniziato a fare il 2.2</w:t>
             </w:r>
           </w:p>
         </w:tc>
@@ -666,23 +672,7 @@
             <w:rFonts w:eastAsia="Times New Roman" w:cstheme="minorHAnsi"/>
             <w:lang w:val="it-IT" w:eastAsia="fr-FR"/>
           </w:rPr>
-          <w:t xml:space="preserve">sistema di Backup e </w:t>
-        </w:r>
-        <w:proofErr w:type="spellStart"/>
-        <w:r>
-          <w:rPr>
-            <w:rFonts w:eastAsia="Times New Roman" w:cstheme="minorHAnsi"/>
-            <w:lang w:val="it-IT" w:eastAsia="fr-FR"/>
-          </w:rPr>
-          <w:t>Disaster</w:t>
-        </w:r>
-        <w:proofErr w:type="spellEnd"/>
-        <w:r>
-          <w:rPr>
-            <w:rFonts w:eastAsia="Times New Roman" w:cstheme="minorHAnsi"/>
-            <w:lang w:val="it-IT" w:eastAsia="fr-FR"/>
-          </w:rPr>
-          <w:t xml:space="preserve"> Recovery</w:t>
+          <w:t>sistema di Backup e Disaster Recovery</w:t>
         </w:r>
       </w:sdtContent>
     </w:sdt>
@@ -4507,6 +4497,7 @@
     <w:rsid w:val="007C49C7"/>
     <w:rsid w:val="007E2877"/>
     <w:rsid w:val="008073A0"/>
+    <w:rsid w:val="00815F82"/>
     <w:rsid w:val="00842400"/>
     <w:rsid w:val="00866671"/>
     <w:rsid w:val="00886235"/>
